--- a/frontend/public/samples/02-cirugia-sin-fecha/tutela-vida-plena-salud.docx
+++ b/frontend/public/samples/02-cirugia-sin-fecha/tutela-vida-plena-salud.docx
@@ -108,7 +108,7 @@
         <w:rPr>
           <w:b w:val="0"/>
         </w:rPr>
-        <w:t>DERECHOS INVOCADOS: la salud, la vida digna, la seguridad social, la dignidad humana, trabajo, mínimo vital</w:t>
+        <w:t>DERECHOS INVOCADOS: salud, vida digna, seguridad social, dignidad humana, trabajo, mínimo vital</w:t>
       </w:r>
     </w:p>
     <w:p>
@@ -153,7 +153,7 @@
         <w:rPr>
           <w:b w:val="0"/>
         </w:rPr>
-        <w:t>, actuando en nombre propio, respetuosamente presento ACCIÓN DE TUTELA contra Vida Plena Salud, con fundamento en el artículo 86 de la Constitución Política y el Decreto 2591 de 1991, para que se protejan mis derechos fundamentales a la salud, la vida digna, la seguridad social, la dignidad humana, trabajo, mínimo vital, con base en los siguientes:</w:t>
+        <w:t>, actuando en nombre propio, respetuosamente presento ACCIÓN DE TUTELA contra Vida Plena Salud, con fundamento en el artículo 86 de la Constitución Política y el Decreto 2591 de 1991, para que se protejan mis derechos fundamentales a salud, vida digna, seguridad social, dignidad humana, trabajo, mínimo vital, con base en los siguientes:</w:t>
       </w:r>
     </w:p>
     <w:p>
@@ -177,7 +177,7 @@
         <w:rPr>
           <w:b w:val="0"/>
         </w:rPr>
-        <w:t>1. El 15 de abril de 2026 recibí una orden médica para realizarme una cirugía de microdiscectomía por hernia discal L4-L5.</w:t>
+        <w:t>1. El 15 de abril de 2026 recibí la orden médica para la cirugía de microdiscectomía.</w:t>
       </w:r>
     </w:p>
     <w:p>
@@ -201,31 +201,7 @@
         <w:rPr>
           <w:b w:val="0"/>
         </w:rPr>
-        <w:t>3. Tras más de cinco meses desde la autorización, la EPS no ha programado ni ejecutado la cirugía.</w:t>
-      </w:r>
-    </w:p>
-    <w:p>
-      <w:pPr>
-        <w:ind w:left="340" w:hanging="340"/>
-        <w:jc w:val="both"/>
-      </w:pPr>
-      <w:r>
-        <w:rPr>
-          <w:b w:val="0"/>
-        </w:rPr>
-        <w:t>4. He insistido ante la clínica para obtener una fecha de la cirugía, pero no he obtenido respuesta.</w:t>
-      </w:r>
-    </w:p>
-    <w:p>
-      <w:pPr>
-        <w:ind w:left="340" w:hanging="340"/>
-        <w:jc w:val="both"/>
-      </w:pPr>
-      <w:r>
-        <w:rPr>
-          <w:b w:val="0"/>
-        </w:rPr>
-        <w:t>5. Presenté una queja ante la Superintendencia Nacional de Salud en julio de 2026, sin obtener solución hasta la fecha.</w:t>
+        <w:t>3. En julio de 2026 presenté una queja ante la Superintendencia de Salud por la falta de programación de la cirugía autorizada.</w:t>
       </w:r>
     </w:p>
     <w:p>
@@ -249,7 +225,7 @@
         <w:rPr>
           <w:b w:val="0"/>
         </w:rPr>
-        <w:t>1. derecho a la salud</w:t>
+        <w:t>1. salud</w:t>
       </w:r>
     </w:p>
     <w:p>
@@ -261,7 +237,7 @@
         <w:rPr>
           <w:b w:val="0"/>
         </w:rPr>
-        <w:t>2. derecho a la vida digna</w:t>
+        <w:t>2. vida digna</w:t>
       </w:r>
     </w:p>
     <w:p>
@@ -273,7 +249,7 @@
         <w:rPr>
           <w:b w:val="0"/>
         </w:rPr>
-        <w:t>3. derecho a la seguridad social</w:t>
+        <w:t>3. seguridad social</w:t>
       </w:r>
     </w:p>
     <w:p>
@@ -285,7 +261,7 @@
         <w:rPr>
           <w:b w:val="0"/>
         </w:rPr>
-        <w:t>4. derecho a la dignidad humana</w:t>
+        <w:t>4. dignidad humana</w:t>
       </w:r>
     </w:p>
     <w:p>
@@ -297,7 +273,7 @@
         <w:rPr>
           <w:b w:val="0"/>
         </w:rPr>
-        <w:t>5. derecho al trabajo</w:t>
+        <w:t>5. trabajo</w:t>
       </w:r>
     </w:p>
     <w:p>
@@ -309,7 +285,7 @@
         <w:rPr>
           <w:b w:val="0"/>
         </w:rPr>
-        <w:t>6. derecho al mínimo vital</w:t>
+        <w:t>6. mínimo vital</w:t>
       </w:r>
     </w:p>
     <w:p>
@@ -332,7 +308,7 @@
         <w:rPr>
           <w:b w:val="0"/>
         </w:rPr>
-        <w:t>Tengo derecho a la protección de mi salud, vida digna y seguridad social según los artículos 11, 48, 49 y 86 de la Constitución Política de Colombia. El Decreto 2591 de 1991 establece el mecanismo de acción de tutela para proteger derechos fundamentales vulnerados o amenazados, como ocurre en este caso. La Ley Estatutaria de Salud 1751 de 2015 garantiza el acceso oportuno a los servicios de salud, incluyendo cirugías autoradas. La Sentencia T-791 de 2001 establece que la negativa a autorizar una cirugía de columna (como la microdiscectomía) vulnera el derecho a la salud y exige cumplir con la solicitud de cita y tratamiento en tiempo hábil. La Sentencia T-046 de 2025 señala que la falta de gestión de una cirugía autorizada por la EPS constituye vulneración de los derechos a la vida, salud e integridad personal, aplicable análogamente a mi caso. La Sentencia T-008 de 2025 discute el derecho a la continuidad del tratamiento y establece que retrasos en la asignación de citas comprometen el derecho fundamental a la salud, obligando a la EPS a gestionar autorizaciones y servicios en un plazo de 48 horas. La Sentencia T-465 de 2006 confirma que la EPS debe autorizar prestaciones médicas como la cirugía por hernia discal incluso si existen dudas sobre cotización, protegiendo el derecho a la salud y la seguridad social.</w:t>
+        <w:t>Tengo derecho a la protección de mi salud, vida digna y seguridad social según los artículos 11, 48, 49 y 86 de la Constitución Política. El Decreto 2591 de 1991 establece el mecanismo de tutela para proteger derechos fundamentales vulnerados o amenazados. La Ley Estatutaria de Salud 1751 de 2015 garantiza el acceso oportuno a los servicios de salud. La Sentencia T-465 de 2006 obliga a las EPS a realizar cirugías programadas dentro de 48 horas tras la notificación, lo cual aplica a mi caso pues tengo autorización desde el 2 de mayo de 2026 y aún no me han programado la cirugía. La Sentencia T-046 de 2025 critica la falta de autorización de cirugías por parte de una EPS y la imposición de rehacer trámites inexistentes, similar a la demora injustificada que estoy enfrentando. La Sentencia T-011 de 2025 ordena a una EPS garantizar tratamientos específicos en tiempo oportuno, lo cual respalda mi derecho a recibir la cirugía autorizada sin demoras adicionales. La Sentencia T-901 de 2001 señala que una EPS debe garantizar el pago de honorarios médicos y gastos clínicos de la cirugía solicitada, reforzando que la autorización incluye la prestación completa del servicio.</w:t>
       </w:r>
     </w:p>
     <w:p>
@@ -367,7 +343,7 @@
         <w:rPr>
           <w:b w:val="0"/>
         </w:rPr>
-        <w:t>1. Que se ordene a Vida Plena Salud autorizar y programar de manera inmediata la cirugía de microdiscectomía por hernia discal L4-L5.</w:t>
+        <w:t>1. Que se ordene a Vida Plena Salud autorizar y garantizar la realización inmediata de la cirugía de microdiscectomía para tratar mi hernia discal L4-L5.</w:t>
       </w:r>
     </w:p>
     <w:p>
@@ -379,7 +355,7 @@
         <w:rPr>
           <w:b w:val="0"/>
         </w:rPr>
-        <w:t>2. Que se le indique a la EPS que, en un plazo máximo de 48 horas posteriores a la notificación de esta tutela, gestione la cita y todos los insumos necesarios para la realización de la cirugía.</w:t>
+        <w:t>2. Que se le indique a Vida Plena Salud que programe y realice la cirugía en un término máximo de 48 horas hábiles desde la notificación de esta tutela.</w:t>
       </w:r>
     </w:p>
     <w:p>
@@ -391,7 +367,7 @@
         <w:rPr>
           <w:b w:val="0"/>
         </w:rPr>
-        <w:t>3. Que, en caso de no contar con capacidad instalada, la EPS deriveme de forma urgente a otra institución prestadora de servicios de salud que pueda realizar la cirugía sin costo para mí.</w:t>
+        <w:t>3. Que se le ordene a Vida Plena Salud cubrir todos los honorarios médicos, gastos clínicos y costos asociados a la cirugía autorizada.</w:t>
       </w:r>
     </w:p>
     <w:p>
@@ -403,7 +379,7 @@
         <w:rPr>
           <w:b w:val="0"/>
         </w:rPr>
-        <w:t>4. Que se le exija a Vida Plena Salud proporcionar un informe detallado de las gestiones realizadas para cumplir con esta orden dentro del término establecido.</w:t>
+        <w:t>4. Que se le requiera a Vida Plena Salud proporcionar un plan de tratamiento integral y seguimiento postoperatorio para garantizar mi recuperación laboral y funcional.</w:t>
       </w:r>
     </w:p>
     <w:p>
@@ -427,7 +403,7 @@
         <w:rPr>
           <w:b w:val="0"/>
         </w:rPr>
-        <w:t>1. Orden médica de cirugía de microdiscectomía (anexo 1)</w:t>
+        <w:t>1. Copia de la orden médica de microdiscectomía fechada el 15 de abril de 2026.</w:t>
       </w:r>
     </w:p>
     <w:p>
@@ -439,7 +415,19 @@
         <w:rPr>
           <w:b w:val="0"/>
         </w:rPr>
-        <w:t>2. Documento de autorización de la EPS Vida Plena Salud para la cirugía (anexo 2)</w:t>
+        <w:t>2. Copia de la autorización escrita de Vida Plena Salud para la cirugía de microdiscectomía fechada el 2 de mayo de 2026.</w:t>
+      </w:r>
+    </w:p>
+    <w:p>
+      <w:pPr>
+        <w:ind w:left="340" w:hanging="340"/>
+        <w:jc w:val="both"/>
+      </w:pPr>
+      <w:r>
+        <w:rPr>
+          <w:b w:val="0"/>
+        </w:rPr>
+        <w:t>3. Constancia de la queja presentada ante la Superintendencia de Salud en julio de 2026.</w:t>
       </w:r>
     </w:p>
     <w:p>
@@ -462,7 +450,7 @@
         <w:rPr>
           <w:b w:val="0"/>
         </w:rPr>
-        <w:t>Declaro bajo solemnidad de juramento que no he presentado previamente ninguna otra acción de tutela por los mismos hechos y por la vulneración de los mismos derechos fundamentales que ahora pongo en consideración de la jurisdicción.</w:t>
+        <w:t>Juro solemnemente que no he presentado previamente ninguna otra acción de tutela por los mismos hechos y derechos vulnerados en este caso.</w:t>
       </w:r>
     </w:p>
     <w:p>
